--- a/lab_suite/labs/00_02_Favorites/submissions/answers.docx
+++ b/lab_suite/labs/00_02_Favorites/submissions/answers.docx
@@ -9,15 +9,49 @@
     </w:p>
     <w:p>
       <w:r>
-        <w:t>bluetooth</w:t>
+        <w:t>Füge eine kurze Web-Recherche über dein bevorzugtes Thema hier ein:</w:t>
       </w:r>
     </w:p>
     <w:p>
       <w:r>
-        <w:t>Füge eine kurze Web-Recherche über dein bevorzugtes Thema hier ein:</w:t>
+        <w:t xml:space="preserve">Die </w:t>
+      </w:r>
+      <w:r>
+        <w:t>NFC-Technologie</w:t>
+      </w:r>
+      <w:r>
+        <w:t xml:space="preserve"> wäre auch sehr interessant.</w:t>
+      </w:r>
+      <w:r>
+        <w:t xml:space="preserve"> Vor allem da sie in vielen Bereichen verwendet wird</w:t>
+      </w:r>
+      <w:r>
+        <w:t xml:space="preserve"> und die Technik dahinter</w:t>
+      </w:r>
+      <w:r>
+        <w:t>.</w:t>
+      </w:r>
+      <w:r>
+        <w:t xml:space="preserve"> </w:t>
+      </w:r>
+      <w:r>
+        <w:t>NFC arbeitet im 13,56</w:t>
+      </w:r>
+      <w:r>
+        <w:rPr>
+          <w:rFonts w:ascii="Arial" w:hAnsi="Arial" w:cs="Arial"/>
+        </w:rPr>
+        <w:t> </w:t>
+      </w:r>
+      <w:r>
+        <w:t>MHz-Frequenzbereich und kann auch passiv genutzt werden, das heißt, der NFC-Tag benötigt keine eigene Stromversorgung.</w:t>
       </w:r>
     </w:p>
-    <w:p/>
+    <w:p>
+      <w:r>
+        <w:t>https://de.wikipedia.org/wiki/Near_Field_Communication</w:t>
+      </w:r>
+    </w:p>
     <w:sectPr>
       <w:pgSz w:w="11906" w:h="16838"/>
       <w:pgMar w:top="1417" w:right="1417" w:bottom="1134" w:left="1417" w:header="708" w:footer="708" w:gutter="0"/>
@@ -631,7 +665,6 @@
   <w:style w:type="character" w:default="1" w:styleId="Absatz-Standardschriftart">
     <w:name w:val="Default Paragraph Font"/>
     <w:uiPriority w:val="1"/>
-    <w:semiHidden/>
     <w:unhideWhenUsed/>
   </w:style>
   <w:style w:type="table" w:default="1" w:styleId="NormaleTabelle">
